--- a/tests/testdata/excel/Word/長文.docx
+++ b/tests/testdata/excel/Word/長文.docx
@@ -18678,7 +18678,7 @@
     <w:link w:val="10"/>
     <w:uiPriority w:val="9"/>
     <w:qFormat/>
-    <w:rsid w:val="008350C3"/>
+    <w:rsid w:val="00CC692B"/>
     <w:pPr>
       <w:keepNext/>
       <w:keepLines/>
@@ -18701,7 +18701,7 @@
     <w:semiHidden/>
     <w:unhideWhenUsed/>
     <w:qFormat/>
-    <w:rsid w:val="008350C3"/>
+    <w:rsid w:val="00CC692B"/>
     <w:pPr>
       <w:keepNext/>
       <w:keepLines/>
@@ -18724,7 +18724,7 @@
     <w:semiHidden/>
     <w:unhideWhenUsed/>
     <w:qFormat/>
-    <w:rsid w:val="008350C3"/>
+    <w:rsid w:val="00CC692B"/>
     <w:pPr>
       <w:keepNext/>
       <w:keepLines/>
@@ -18746,7 +18746,7 @@
     <w:semiHidden/>
     <w:unhideWhenUsed/>
     <w:qFormat/>
-    <w:rsid w:val="008350C3"/>
+    <w:rsid w:val="00CC692B"/>
     <w:pPr>
       <w:keepNext/>
       <w:keepLines/>
@@ -18767,7 +18767,7 @@
     <w:semiHidden/>
     <w:unhideWhenUsed/>
     <w:qFormat/>
-    <w:rsid w:val="008350C3"/>
+    <w:rsid w:val="00CC692B"/>
     <w:pPr>
       <w:keepNext/>
       <w:keepLines/>
@@ -18789,7 +18789,7 @@
     <w:semiHidden/>
     <w:unhideWhenUsed/>
     <w:qFormat/>
-    <w:rsid w:val="008350C3"/>
+    <w:rsid w:val="00CC692B"/>
     <w:pPr>
       <w:keepNext/>
       <w:keepLines/>
@@ -18811,7 +18811,7 @@
     <w:semiHidden/>
     <w:unhideWhenUsed/>
     <w:qFormat/>
-    <w:rsid w:val="008350C3"/>
+    <w:rsid w:val="00CC692B"/>
     <w:pPr>
       <w:keepNext/>
       <w:keepLines/>
@@ -18833,7 +18833,7 @@
     <w:semiHidden/>
     <w:unhideWhenUsed/>
     <w:qFormat/>
-    <w:rsid w:val="008350C3"/>
+    <w:rsid w:val="00CC692B"/>
     <w:pPr>
       <w:keepNext/>
       <w:keepLines/>
@@ -18855,7 +18855,7 @@
     <w:semiHidden/>
     <w:unhideWhenUsed/>
     <w:qFormat/>
-    <w:rsid w:val="008350C3"/>
+    <w:rsid w:val="00CC692B"/>
     <w:pPr>
       <w:keepNext/>
       <w:keepLines/>
@@ -18900,7 +18900,7 @@
     <w:basedOn w:val="a0"/>
     <w:link w:val="1"/>
     <w:uiPriority w:val="9"/>
-    <w:rsid w:val="008350C3"/>
+    <w:rsid w:val="00CC692B"/>
     <w:rPr>
       <w:rFonts w:asciiTheme="majorHAnsi" w:eastAsiaTheme="majorEastAsia" w:hAnsiTheme="majorHAnsi" w:cstheme="majorBidi"/>
       <w:color w:val="000000" w:themeColor="text1"/>
@@ -18914,7 +18914,7 @@
     <w:link w:val="2"/>
     <w:uiPriority w:val="9"/>
     <w:semiHidden/>
-    <w:rsid w:val="008350C3"/>
+    <w:rsid w:val="00CC692B"/>
     <w:rPr>
       <w:rFonts w:asciiTheme="majorHAnsi" w:eastAsiaTheme="majorEastAsia" w:hAnsiTheme="majorHAnsi" w:cstheme="majorBidi"/>
       <w:color w:val="000000" w:themeColor="text1"/>
@@ -18928,7 +18928,7 @@
     <w:link w:val="3"/>
     <w:uiPriority w:val="9"/>
     <w:semiHidden/>
-    <w:rsid w:val="008350C3"/>
+    <w:rsid w:val="00CC692B"/>
     <w:rPr>
       <w:rFonts w:asciiTheme="majorHAnsi" w:eastAsiaTheme="majorEastAsia" w:hAnsiTheme="majorHAnsi" w:cstheme="majorBidi"/>
       <w:color w:val="000000" w:themeColor="text1"/>
@@ -18941,7 +18941,7 @@
     <w:link w:val="4"/>
     <w:uiPriority w:val="9"/>
     <w:semiHidden/>
-    <w:rsid w:val="008350C3"/>
+    <w:rsid w:val="00CC692B"/>
     <w:rPr>
       <w:rFonts w:asciiTheme="majorHAnsi" w:eastAsiaTheme="majorEastAsia" w:hAnsiTheme="majorHAnsi" w:cstheme="majorBidi"/>
       <w:color w:val="000000" w:themeColor="text1"/>
@@ -18953,7 +18953,7 @@
     <w:link w:val="5"/>
     <w:uiPriority w:val="9"/>
     <w:semiHidden/>
-    <w:rsid w:val="008350C3"/>
+    <w:rsid w:val="00CC692B"/>
     <w:rPr>
       <w:rFonts w:asciiTheme="majorHAnsi" w:eastAsiaTheme="majorEastAsia" w:hAnsiTheme="majorHAnsi" w:cstheme="majorBidi"/>
       <w:color w:val="000000" w:themeColor="text1"/>
@@ -18965,7 +18965,7 @@
     <w:link w:val="6"/>
     <w:uiPriority w:val="9"/>
     <w:semiHidden/>
-    <w:rsid w:val="008350C3"/>
+    <w:rsid w:val="00CC692B"/>
     <w:rPr>
       <w:rFonts w:asciiTheme="majorHAnsi" w:eastAsiaTheme="majorEastAsia" w:hAnsiTheme="majorHAnsi" w:cstheme="majorBidi"/>
       <w:color w:val="000000" w:themeColor="text1"/>
@@ -18977,7 +18977,7 @@
     <w:link w:val="7"/>
     <w:uiPriority w:val="9"/>
     <w:semiHidden/>
-    <w:rsid w:val="008350C3"/>
+    <w:rsid w:val="00CC692B"/>
     <w:rPr>
       <w:rFonts w:asciiTheme="majorHAnsi" w:eastAsiaTheme="majorEastAsia" w:hAnsiTheme="majorHAnsi" w:cstheme="majorBidi"/>
       <w:color w:val="000000" w:themeColor="text1"/>
@@ -18989,7 +18989,7 @@
     <w:link w:val="8"/>
     <w:uiPriority w:val="9"/>
     <w:semiHidden/>
-    <w:rsid w:val="008350C3"/>
+    <w:rsid w:val="00CC692B"/>
     <w:rPr>
       <w:rFonts w:asciiTheme="majorHAnsi" w:eastAsiaTheme="majorEastAsia" w:hAnsiTheme="majorHAnsi" w:cstheme="majorBidi"/>
       <w:color w:val="000000" w:themeColor="text1"/>
@@ -19001,7 +19001,7 @@
     <w:link w:val="9"/>
     <w:uiPriority w:val="9"/>
     <w:semiHidden/>
-    <w:rsid w:val="008350C3"/>
+    <w:rsid w:val="00CC692B"/>
     <w:rPr>
       <w:rFonts w:asciiTheme="majorHAnsi" w:eastAsiaTheme="majorEastAsia" w:hAnsiTheme="majorHAnsi" w:cstheme="majorBidi"/>
       <w:color w:val="000000" w:themeColor="text1"/>
@@ -19014,7 +19014,7 @@
     <w:link w:val="a4"/>
     <w:uiPriority w:val="10"/>
     <w:qFormat/>
-    <w:rsid w:val="008350C3"/>
+    <w:rsid w:val="00CC692B"/>
     <w:pPr>
       <w:spacing w:after="80"/>
       <w:contextualSpacing/>
@@ -19033,7 +19033,7 @@
     <w:basedOn w:val="a0"/>
     <w:link w:val="a3"/>
     <w:uiPriority w:val="10"/>
-    <w:rsid w:val="008350C3"/>
+    <w:rsid w:val="00CC692B"/>
     <w:rPr>
       <w:rFonts w:asciiTheme="majorHAnsi" w:eastAsiaTheme="majorEastAsia" w:hAnsiTheme="majorHAnsi" w:cstheme="majorBidi"/>
       <w:spacing w:val="-10"/>
@@ -19049,7 +19049,7 @@
     <w:link w:val="a6"/>
     <w:uiPriority w:val="11"/>
     <w:qFormat/>
-    <w:rsid w:val="008350C3"/>
+    <w:rsid w:val="00CC692B"/>
     <w:pPr>
       <w:numPr>
         <w:ilvl w:val="1"/>
@@ -19070,7 +19070,7 @@
     <w:basedOn w:val="a0"/>
     <w:link w:val="a5"/>
     <w:uiPriority w:val="11"/>
-    <w:rsid w:val="008350C3"/>
+    <w:rsid w:val="00CC692B"/>
     <w:rPr>
       <w:rFonts w:asciiTheme="majorHAnsi" w:eastAsiaTheme="majorEastAsia" w:hAnsiTheme="majorHAnsi" w:cstheme="majorBidi"/>
       <w:color w:val="595959" w:themeColor="text1" w:themeTint="A6"/>
@@ -19086,7 +19086,7 @@
     <w:link w:val="a8"/>
     <w:uiPriority w:val="29"/>
     <w:qFormat/>
-    <w:rsid w:val="008350C3"/>
+    <w:rsid w:val="00CC692B"/>
     <w:pPr>
       <w:spacing w:before="160" w:after="160"/>
       <w:jc w:val="center"/>
@@ -19102,7 +19102,7 @@
     <w:basedOn w:val="a0"/>
     <w:link w:val="a7"/>
     <w:uiPriority w:val="29"/>
-    <w:rsid w:val="008350C3"/>
+    <w:rsid w:val="00CC692B"/>
     <w:rPr>
       <w:i/>
       <w:iCs/>
@@ -19114,7 +19114,7 @@
     <w:basedOn w:val="a"/>
     <w:uiPriority w:val="34"/>
     <w:qFormat/>
-    <w:rsid w:val="008350C3"/>
+    <w:rsid w:val="00CC692B"/>
     <w:pPr>
       <w:ind w:left="720"/>
       <w:contextualSpacing/>
@@ -19125,7 +19125,7 @@
     <w:basedOn w:val="a0"/>
     <w:uiPriority w:val="21"/>
     <w:qFormat/>
-    <w:rsid w:val="008350C3"/>
+    <w:rsid w:val="00CC692B"/>
     <w:rPr>
       <w:i/>
       <w:iCs/>
@@ -19139,7 +19139,7 @@
     <w:link w:val="23"/>
     <w:uiPriority w:val="30"/>
     <w:qFormat/>
-    <w:rsid w:val="008350C3"/>
+    <w:rsid w:val="00CC692B"/>
     <w:pPr>
       <w:pBdr>
         <w:top w:val="single" w:sz="4" w:space="10" w:color="0F4761" w:themeColor="accent1" w:themeShade="BF"/>
@@ -19160,7 +19160,7 @@
     <w:basedOn w:val="a0"/>
     <w:link w:val="22"/>
     <w:uiPriority w:val="30"/>
-    <w:rsid w:val="008350C3"/>
+    <w:rsid w:val="00CC692B"/>
     <w:rPr>
       <w:i/>
       <w:iCs/>
@@ -19172,7 +19172,7 @@
     <w:basedOn w:val="a0"/>
     <w:uiPriority w:val="32"/>
     <w:qFormat/>
-    <w:rsid w:val="008350C3"/>
+    <w:rsid w:val="00CC692B"/>
     <w:rPr>
       <w:b/>
       <w:bCs/>
